--- a/examples/product-spec.docx
+++ b/examples/product-spec.docx
@@ -10073,8 +10073,8 @@
       </w:r>
     </w:p>
     <w:sectPr>
-      <w:headerReference xmlns:r="http://schemas.openxmlformats.org/officeDocument/2006/relationships" w:type="default" r:id="Rad4f6e907b88460d"/>
-      <w:footerReference xmlns:r="http://schemas.openxmlformats.org/officeDocument/2006/relationships" w:type="default" r:id="R3b2e4df8e8704dfa"/>
+      <w:headerReference xmlns:r="http://schemas.openxmlformats.org/officeDocument/2006/relationships" w:type="default" r:id="Re4939ab4f11e4dc5"/>
+      <w:footerReference xmlns:r="http://schemas.openxmlformats.org/officeDocument/2006/relationships" w:type="default" r:id="R9414e5a4aaed4e81"/>
       <w:pgSz w:w="11906" w:h="16838"/>
       <w:pgMar w:top="1440" w:right="1440" w:bottom="1440" w:left="1440" w:header="576" w:footer="576" w:gutter="0"/>
       <w:pgBorders w:display="allPages" w:offsetFrom="page">
@@ -10506,7 +10506,7 @@
 </file>
 
 <file path=customXml/item.xml><?xml version="1.0" encoding="utf-8"?>
-<marksmithSource schema="marksmith-source-v1" version="1.0.0.0" exportedUtc="2026-08-29T17:13:53.8450382Z" theme="GitHub Light" mermaidMode="1">
+<marksmithSource schema="marksmith-source-v1" version="1.0.0.0" exportedUtc="2026-08-29T17:55:14.9337464Z" theme="GitHub Light" mermaidMode="1">
   <markdown><![CDATA[---
 title: Payments Service — Design Spec
 ---

--- a/examples/product-spec.docx
+++ b/examples/product-spec.docx
@@ -54,7 +54,7 @@
             </mc:Choice>
           </mc:AlternateContent>
         </w:rPr>
-        <w:t xml:space="preserve">Payments Service - Design Spec</w:t>
+        <w:t xml:space="preserve">Payments Service — Design Spec</w:t>
       </w:r>
       <w:bookmarkEnd w:id="1"/>
     </w:p>
@@ -3585,7 +3585,7 @@
             </mc:Choice>
           </mc:AlternateContent>
         </w:rPr>
-        <w:t xml:space="preserve"> - nothing is ever mutated in place.</w:t>
+        <w:t xml:space="preserve"> — nothing is ever mutated in place.</w:t>
       </w:r>
     </w:p>
     <w:p>
@@ -10073,16 +10073,10 @@
       </w:r>
     </w:p>
     <w:sectPr>
-      <w:headerReference xmlns:r="http://schemas.openxmlformats.org/officeDocument/2006/relationships" w:type="default" r:id="Re4939ab4f11e4dc5"/>
-      <w:footerReference xmlns:r="http://schemas.openxmlformats.org/officeDocument/2006/relationships" w:type="default" r:id="R9414e5a4aaed4e81"/>
+      <w:headerReference xmlns:r="http://schemas.openxmlformats.org/officeDocument/2006/relationships" w:type="default" r:id="Rd4fda9e0e75b414b"/>
+      <w:footerReference xmlns:r="http://schemas.openxmlformats.org/officeDocument/2006/relationships" w:type="default" r:id="Ra5911e31ffdb487c"/>
       <w:pgSz w:w="11906" w:h="16838"/>
       <w:pgMar w:top="1440" w:right="1440" w:bottom="1440" w:left="1440" w:header="576" w:footer="576" w:gutter="0"/>
-      <w:pgBorders w:display="allPages" w:offsetFrom="page">
-        <w:top w:val="single" w:color="D1D5DA" w:sz="8" w:space="24"/>
-        <w:left w:val="single" w:color="D1D5DA" w:sz="8" w:space="24"/>
-        <w:bottom w:val="single" w:color="D1D5DA" w:sz="8" w:space="24"/>
-        <w:right w:val="single" w:color="D1D5DA" w:sz="8" w:space="24"/>
-      </w:pgBorders>
     </w:sectPr>
   </w:body>
 </w:document>
@@ -10155,7 +10149,7 @@
         <w:spacing w:val="30"/>
         <w:sz w:val="18"/>
       </w:rPr>
-      <w:t xml:space="preserve">Payments Service - Design Spec</w:t>
+      <w:t xml:space="preserve">Payments Service — Design Spec</w:t>
     </w:r>
   </w:p>
 </w:hdr>
@@ -10348,7 +10342,7 @@
   <w:docDefaults>
     <w:rPrDefault>
       <w:rPr>
-        <w:rFonts w:ascii="-apple-system-body, ui-sans-serif, -apple-system, &quot;system-ui&quot;, &quot;Segoe UI&quot;, Helvetica, &quot;Apple Color Emoji&quot;, Arial, &quot;sans-serif&quot;, &quot;Segoe UI Emoji&quot;, &quot;Segoe UI Symbol&quot;" w:hAnsi="-apple-system-body, ui-sans-serif, -apple-system, &quot;system-ui&quot;, &quot;Segoe UI&quot;, Helvetica, &quot;Apple Color Emoji&quot;, Arial, &quot;sans-serif&quot;, &quot;Segoe UI Emoji&quot;, &quot;Segoe UI Symbol&quot;" w:eastAsia="-apple-system-body, ui-sans-serif, -apple-system, &quot;system-ui&quot;, &quot;Segoe UI&quot;, Helvetica, &quot;Apple Color Emoji&quot;, Arial, &quot;sans-serif&quot;, &quot;Segoe UI Emoji&quot;, &quot;Segoe UI Symbol&quot;" w:cs="-apple-system-body, ui-sans-serif, -apple-system, &quot;system-ui&quot;, &quot;Segoe UI&quot;, Helvetica, &quot;Apple Color Emoji&quot;, Arial, &quot;sans-serif&quot;, &quot;Segoe UI Emoji&quot;, &quot;Segoe UI Symbol&quot;"/>
+        <w:rFonts w:ascii="Segoe UI Variable" w:hAnsi="Segoe UI Variable" w:eastAsia="Segoe UI Variable" w:cs="Segoe UI Variable"/>
         <w:color w:val="1b1f23"/>
         <w:kern w:val="16"/>
         <w:sz w:val="22"/>
@@ -10506,7 +10500,7 @@
 </file>
 
 <file path=customXml/item.xml><?xml version="1.0" encoding="utf-8"?>
-<marksmithSource schema="marksmith-source-v1" version="1.0.0.0" exportedUtc="2026-08-29T17:55:14.9337464Z" theme="GitHub Light" mermaidMode="1">
+<marksmithSource schema="marksmith-source-v1" version="1.0.0.0" exportedUtc="2026-08-30T02:47:06.6679943Z" theme="GitHub Light" mermaidMode="1">
   <markdown><![CDATA[---
 title: Payments Service — Design Spec
 ---
